--- a/小論文添削（ショー）/添削結果/石川陽太/20261017_石川陽太_国士舘大学_文学部_R8_AO4_社会の諸問題.docx
+++ b/小論文添削（ショー）/添削結果/石川陽太/20261017_石川陽太_国士舘大学_文学部_R8_AO4_社会の諸問題.docx
@@ -145,7 +145,7 @@
                 <w:color w:val="23301F"/>
                 <w:sz w:val="20"/>
               </w:rPr>
-              <w:t>国士舘大学 文学部 教育学科 総合型選抜（R8 AOⅣ期 過去問・3/1）</w:t>
+              <w:t>国士舘大学 文学部 教育学科 総合型選抜 令和8年度 Ⅳ期（3月1日）</w:t>
             </w:r>
           </w:p>
         </w:tc>
@@ -191,7 +191,7 @@
                 <w:color w:val="23301F"/>
                 <w:sz w:val="20"/>
               </w:rPr>
-              <w:t>社会の諸問題を自分の問題として考えること</w:t>
+              <w:t>社会の諸問題を自分の問題として考えること　／　髙作正博編『私たちがつくる社会』</w:t>
             </w:r>
           </w:p>
         </w:tc>
@@ -237,7 +237,7 @@
                 <w:color w:val="23301F"/>
                 <w:sz w:val="20"/>
               </w:rPr>
-              <w:t>（推定）社会の諸問題を自分の問題として考えることの重要性について、あなたの考えを述べなさい。</w:t>
+              <w:t>翔太と美咲の会話は、社会の諸問題を自分の問題として考えることの重要性を示唆している。そこで、社会の諸問題を自分の問題として考えることについて、あなたの意見をこれまでの経験・体験などを交えて600字で論ぜよ。</w:t>
             </w:r>
           </w:p>
         </w:tc>
@@ -501,7 +501,7 @@
                 <w:color w:val="23301F"/>
                 <w:sz w:val="19"/>
               </w:rPr>
-              <w:t>「重要性は何か」と問いを立てたのに、「自分の問題として考えることが2つある」と答えがずれている。重要性（なぜ大切か）への答えがない。</w:t>
+              <w:t>設問は「社会の諸問題を自分の問題として考えることについての意見」。「自分の問題として考えることが2つある」では意見になっていない。翔太と美咲の会話（「私たち」意識）にも触れていない。</w:t>
             </w:r>
           </w:p>
         </w:tc>
@@ -805,7 +805,7 @@
           <w:color w:val="23301F"/>
           <w:sz w:val="21"/>
         </w:rPr>
-        <w:t>【前提】設問文と字数は未確認のため、字数は解説サイトの「600字程度」を想定し、設問は答案から推定した。答案はページの途中で切れており、後半は未確認。書かれている部分だけで評価した（字数の評価は暫定）。省エネやマイバッグ、環境委員としての啓発など、自分が実際に行動した具体例を書けている点はとても良い。しかし、設問の「重要性」に答えていない。序論で「自分の問題として捉えたときに初めて人は行動できるから重要だ」と答えを示せば、具体例が主張を支える根拠として生きてくる。</w:t>
+        <w:t>【前提】設問文と字数（600字）は大学公式の過去問で確認した。答案はページの途中で切れており、後半は未確認。書かれている部分だけで評価した（字数の評価は暫定）。省エネやマイバッグ、環境委員としての啓発など、自分が実際に行動した具体例を書けている点はとても良い。しかし、設問の「重要性」に答えていない。序論で「自分の問題として捉えたときに初めて人は行動できるから重要だ」と答えを示せば、具体例が主張を支える根拠として生きてくる。</w:t>
       </w:r>
     </w:p>
     <w:p>
@@ -985,7 +985,7 @@
           <w:color w:val="23301F"/>
           <w:sz w:val="21"/>
         </w:rPr>
-        <w:t>問いは「なぜ重要か」。「自分の問題として捉えたときに初めて人は行動を起こせるから重要である」のように、重要性そのものを一文で答える。</w:t>
+        <w:t>設問は、自分の問題として考えることについての「意見」。「自分のこととして捉えたときに初めて人は行動を起こせるから重要だ」のように、意見を一文で答える。翔太と美咲の会話にも一言触れると、課題文を読んだうえでの意見だと伝わる。</w:t>
       </w:r>
     </w:p>
     <w:p>
@@ -2184,7 +2184,7 @@
           <w:color w:val="2C5F2D"/>
           <w:sz w:val="26"/>
         </w:rPr>
-        <w:t>書き直し例（553字）</w:t>
+        <w:t>書き直し例（560字）</w:t>
       </w:r>
     </w:p>
     <w:p>
@@ -2260,7 +2260,7 @@
                 <w:color w:val="2C5F2D"/>
                 <w:sz w:val="19"/>
               </w:rPr>
-              <w:t>97字</w:t>
+              <w:t>104字</w:t>
             </w:r>
           </w:p>
         </w:tc>
@@ -2281,7 +2281,7 @@
                 <w:color w:val="23301F"/>
                 <w:sz w:val="21"/>
               </w:rPr>
-              <w:t>社会の諸問題を自分の問題として考えることは、なぜ重要なのだろうか。私は、問題を自分のこととして捉えたときに初めて、人は行動を起こせるからだと考える。そのことを、環境問題といじめの問題から述べる。</w:t>
+              <w:t>翔太と美咲の会話は、社会の問題を「私たち」の問題として考えることの大切さを示している。私は、問題を自分のこととして捉えたときに初めて、人は行動を起こせると考える。そのことを、環境問題といじめの問題から述べる。</w:t>
             </w:r>
           </w:p>
         </w:tc>

--- a/小論文添削（ショー）/添削結果/石川陽太/20261017_石川陽太_国士舘大学_文学部_R8_AO4_社会の諸問題.docx
+++ b/小論文添削（ショー）/添削結果/石川陽太/20261017_石川陽太_国士舘大学_文学部_R8_AO4_社会の諸問題.docx
@@ -283,7 +283,7 @@
                 <w:color w:val="23301F"/>
                 <w:sz w:val="20"/>
               </w:rPr>
-              <w:t>制限 600字以内　→　答案 320字（9割（540字）に届いていない）</w:t>
+              <w:t>制限 600字以内　→　答案 549字（規定の範囲内）</w:t>
             </w:r>
           </w:p>
         </w:tc>
@@ -332,7 +332,7 @@
           <w:color w:val="D9782D"/>
           <w:sz w:val="56"/>
         </w:rPr>
-        <w:t>55</w:t>
+        <w:t>63</w:t>
       </w:r>
       <w:r>
         <w:rPr>
@@ -480,7 +480,7 @@
                 <w:color w:val="D9782D"/>
                 <w:sz w:val="22"/>
               </w:rPr>
-              <w:t>10 / 20</w:t>
+              <w:t>12 / 20</w:t>
             </w:r>
           </w:p>
         </w:tc>
@@ -501,7 +501,7 @@
                 <w:color w:val="23301F"/>
                 <w:sz w:val="19"/>
               </w:rPr>
-              <w:t>設問は「社会の諸問題を自分の問題として考えることについての意見」。「自分の問題として考えることが2つある」では意見になっていない。翔太と美咲の会話（「私たち」意識）にも触れていない。</w:t>
+              <w:t>経験・体験を交えるという条件は十分に満たしている。しかし序論が「自分の問題として考えることが2つある」で、設問の求める「意見」が最初に示されていない。翔太と美咲の会話にも触れていない。</w:t>
             </w:r>
           </w:p>
         </w:tc>
@@ -546,7 +546,7 @@
                 <w:color w:val="D9782D"/>
                 <w:sz w:val="22"/>
               </w:rPr>
-              <w:t>11 / 20</w:t>
+              <w:t>13 / 20</w:t>
             </w:r>
           </w:p>
         </w:tc>
@@ -567,7 +567,7 @@
                 <w:color w:val="23301F"/>
                 <w:sz w:val="19"/>
               </w:rPr>
-              <w:t>一つ目・二つ目と分ける構成は良い。序論で主張を示していないため、例が何を証明するのかが分からない。</w:t>
+              <w:t>序論→環境→いじめ→結論の構成は分かりやすい。序論で主張がないため、二つの例が何を証明するのかが最後まで分かりにくい。いじめの段落の「その子と相談をすることにより、自分の問題を解決できる」は論理がずれている。</w:t>
             </w:r>
           </w:p>
         </w:tc>
@@ -612,7 +612,7 @@
                 <w:color w:val="D9782D"/>
                 <w:sz w:val="22"/>
               </w:rPr>
-              <w:t>14 / 20</w:t>
+              <w:t>16 / 20</w:t>
             </w:r>
           </w:p>
         </w:tc>
@@ -633,7 +633,7 @@
                 <w:color w:val="23301F"/>
                 <w:sz w:val="19"/>
               </w:rPr>
-              <w:t>省エネ、マイバッグ、環境委員の啓発と、実際に行動した具体例が豊富で、4本の中でいちばん説得力のある材料。</w:t>
+              <w:t>省エネ・マイバッグ・環境委員の活動に加え、仲の良い友人がいじめを受けていたのに声をかけられなかったという、正直で心に残る体験が書けている。体験の重みは4本の中でいちばん。</w:t>
             </w:r>
           </w:p>
         </w:tc>
@@ -678,7 +678,7 @@
                 <w:color w:val="D9782D"/>
                 <w:sz w:val="22"/>
               </w:rPr>
-              <w:t>11 / 20</w:t>
+              <w:t>13 / 20</w:t>
             </w:r>
           </w:p>
         </w:tc>
@@ -699,7 +699,7 @@
                 <w:color w:val="23301F"/>
                 <w:sz w:val="19"/>
               </w:rPr>
-              <w:t>いじめという教育問題を取り上げている点は教育学科に合う。後半で教員としての考えが書けているかは未確認。</w:t>
+              <w:t>いじめという教育問題に、自分の後悔から向き合っている点は教育学科に合う。教員として子どもにどう関わりたいかまで書くと、さらに良い。</w:t>
             </w:r>
           </w:p>
         </w:tc>
@@ -765,7 +765,7 @@
                 <w:color w:val="23301F"/>
                 <w:sz w:val="19"/>
               </w:rPr>
-              <w:t>「世界全員」は「世界中の人々」。「マイバック」は「マイバッグ」。「2つ」と「一つ目」で数字の表記が混在。字数は320字（後半未確認）。</w:t>
+              <w:t>「一人ひとりの行動が大事。」は文になっていない（体言止め）。結論で「大事」が2回続く。「世界全員」「マイバック」「2つ」と「一つ目」の表記の混在。字数は約550字。</w:t>
             </w:r>
           </w:p>
         </w:tc>
@@ -805,7 +805,7 @@
           <w:color w:val="23301F"/>
           <w:sz w:val="21"/>
         </w:rPr>
-        <w:t>【前提】設問文と字数（600字）は大学公式の過去問で確認した。答案はページの途中で切れており、後半は未確認。書かれている部分だけで評価した（字数の評価は暫定）。省エネやマイバッグ、環境委員としての啓発など、自分が実際に行動した具体例を書けている点はとても良い。しかし、設問の「重要性」に答えていない。序論で「自分の問題として捉えたときに初めて人は行動できるから重要だ」と答えを示せば、具体例が主張を支える根拠として生きてくる。</w:t>
+        <w:t>【前提】設問文と字数（600字）は大学公式の過去問で確認した。続きのページを含む全文で評価した。仲の良い友人がいじめを受けていたのに声をかけられず、その自分に問題があったと振り返る体験は、正直で説得力があり、4本の中で最も心に残る部分である。環境問題での行動も具体的に書けている。課題は、序論で「意見」を示していないことと、課題文（翔太と美咲の会話）に触れていないこと。「問題を自分のこととして捉えたときに初めて人は行動できる」と最初に意見を示し、いじめの体験をその証拠として書けば、ぐっと伸びる。</w:t>
       </w:r>
     </w:p>
     <w:p>
@@ -852,7 +852,31 @@
           <w:color w:val="23301F"/>
           <w:sz w:val="21"/>
         </w:rPr>
-        <w:t>省エネ・マイバッグ・環境委員の啓発と、実際に行動した具体例が豊富</w:t>
+        <w:t>仲の良い友人がいじめを受けていたのに声をかけられなかったという、正直な体験と反省が書けている</w:t>
+      </w:r>
+    </w:p>
+    <w:p>
+      <w:pPr>
+        <w:spacing w:after="40" w:before="0" w:line="300" w:lineRule="auto"/>
+        <w:ind w:left="227" w:hanging="227"/>
+      </w:pPr>
+      <w:r>
+        <w:rPr>
+          <w:rFonts w:ascii="游ゴシック" w:hAnsi="游ゴシック" w:eastAsia="游ゴシック"/>
+          <w:b/>
+          <w:color w:val="2C5F2D"/>
+          <w:sz w:val="21"/>
+        </w:rPr>
+        <w:t xml:space="preserve">✓ </w:t>
+      </w:r>
+      <w:r>
+        <w:rPr>
+          <w:rFonts w:ascii="游ゴシック" w:hAnsi="游ゴシック" w:eastAsia="游ゴシック"/>
+          <w:b w:val="0"/>
+          <w:color w:val="23301F"/>
+          <w:sz w:val="21"/>
+        </w:rPr>
+        <w:t>省エネ・マイバッグ・環境委員の活動と、実際に行動した例が具体的</w:t>
       </w:r>
     </w:p>
     <w:p>
@@ -900,7 +924,7 @@
           <w:color w:val="23301F"/>
           <w:sz w:val="21"/>
         </w:rPr>
-        <w:t>いじめという教育問題を取り上げ、教育学科の志望とつなげやすい題材を選べている</w:t>
+        <w:t>「傍観して誰かに任せるのではなく、一人ひとりの行動が大切」という結論は、課題文の趣旨に合っている</w:t>
       </w:r>
     </w:p>
     <w:p>
@@ -937,7 +961,7 @@
           <w:color w:val="17321A"/>
           <w:sz w:val="21"/>
         </w:rPr>
-        <w:t>1. 設問の「重要性」に答える主張を序論に書く</w:t>
+        <w:t>1. 序論で「意見」を一文で示し、課題文に触れる</w:t>
       </w:r>
     </w:p>
     <w:p>
@@ -985,7 +1009,7 @@
           <w:color w:val="23301F"/>
           <w:sz w:val="21"/>
         </w:rPr>
-        <w:t>設問は、自分の問題として考えることについての「意見」。「自分のこととして捉えたときに初めて人は行動を起こせるから重要だ」のように、意見を一文で答える。翔太と美咲の会話にも一言触れると、課題文を読んだうえでの意見だと伝わる。</w:t>
+        <w:t>設問は、自分の問題として考えることについての「意見」。「翔太と美咲の会話は〜を示している。私は、問題を自分のこととして捉えたときに初めて、人は行動を起こせると考える」と書き出す。</w:t>
       </w:r>
     </w:p>
     <w:p>
@@ -999,7 +1023,7 @@
           <w:color w:val="17321A"/>
           <w:sz w:val="21"/>
         </w:rPr>
-        <w:t>2. 例を主張に結びつける</w:t>
+        <w:t>2. いじめの段落の結びの論理を直す</w:t>
       </w:r>
     </w:p>
     <w:p>
@@ -1023,7 +1047,7 @@
           <w:color w:val="5B6B54"/>
           <w:sz w:val="19"/>
         </w:rPr>
-        <w:t>「その他に、中学時代環境委員として啓発も行うことができた。」</w:t>
+        <w:t>「その子と相談をすることにより、自分の問題を解決できるだろうと考える。」</w:t>
       </w:r>
     </w:p>
     <w:p>
@@ -1047,7 +1071,7 @@
           <w:color w:val="23301F"/>
           <w:sz w:val="21"/>
         </w:rPr>
-        <w:t>行動を並べたあとに「自分のこととして考えたから行動できた」とまとめ、主張の根拠であることを示す。</w:t>
+        <w:t>「自分の問題を解決できる」では、誰の何の問題かがずれている。「かわいそうだと思うだけでなく、その子の話を聞き、一緒に解決策を考えることが必要だった」とする。</w:t>
       </w:r>
     </w:p>
     <w:p>
@@ -1061,7 +1085,7 @@
           <w:color w:val="17321A"/>
           <w:sz w:val="21"/>
         </w:rPr>
-        <w:t>3. 二つ目（いじめ）で教員の視点を出す</w:t>
+        <w:t>3. 結論を文として整える</w:t>
       </w:r>
     </w:p>
     <w:p>
@@ -1085,7 +1109,7 @@
           <w:color w:val="5B6B54"/>
           <w:sz w:val="19"/>
         </w:rPr>
-        <w:t>「私が中学生の時いじめを受けている子がいた。」</w:t>
+        <w:t>「一人ひとりの行動が大事。そのようにして、社会問題を自分の問題として考えることが大事である。」</w:t>
       </w:r>
     </w:p>
     <w:p>
@@ -1109,7 +1133,7 @@
           <w:color w:val="23301F"/>
           <w:sz w:val="21"/>
         </w:rPr>
-        <w:t>後半があれば確認したい。「周りが自分には関係ないと考えるといじめは見過ごされる」と問題の構造を示し、教員としてどう向き合うかにつなげる。</w:t>
+        <w:t>「大事。」で切れていて文になっていない。「社会の問題を傍観して誰かに任せるのではなく、一人ひとりが自分の問題として行動することが大切である」と一文にまとめる。</w:t>
       </w:r>
     </w:p>
     <w:p>
@@ -1123,7 +1147,7 @@
           <w:color w:val="17321A"/>
           <w:sz w:val="21"/>
         </w:rPr>
-        <w:t>4. 表記をそろえる</w:t>
+        <w:t>4. 教員としての視点で締める</w:t>
       </w:r>
     </w:p>
     <w:p>
@@ -1147,7 +1171,7 @@
           <w:color w:val="23301F"/>
           <w:sz w:val="21"/>
         </w:rPr>
-        <w:t>「2つ」と「一つ目」のように数字の書き方が混ざっている。横書きでも漢数字に統一するとよい。</w:t>
+        <w:t>いじめの体験を書いたからこそ、「教員として、子どもたちが身近な問題を自分のこととして考えられるよう導きたい」と結ぶと、教育学科の志望理由が強く伝わる。</w:t>
       </w:r>
     </w:p>
     <w:p>
@@ -1170,7 +1194,7 @@
           <w:color w:val="2C5F2D"/>
           <w:sz w:val="26"/>
         </w:rPr>
-        <w:t>あなたの答案（320字）</w:t>
+        <w:t>あなたの答案（549字）</w:t>
       </w:r>
     </w:p>
     <w:tbl>
@@ -1218,7 +1242,7 @@
                 <w:color w:val="2C5F2D"/>
                 <w:sz w:val="19"/>
               </w:rPr>
-              <w:t>第1段落</w:t>
+              <w:t>序論</w:t>
             </w:r>
           </w:p>
           <w:p>
@@ -1278,7 +1302,7 @@
                 <w:color w:val="2C5F2D"/>
                 <w:sz w:val="19"/>
               </w:rPr>
-              <w:t>第2段落</w:t>
+              <w:t>本論①</w:t>
             </w:r>
           </w:p>
           <w:p>
@@ -1338,7 +1362,7 @@
                 <w:color w:val="2C5F2D"/>
                 <w:sz w:val="19"/>
               </w:rPr>
-              <w:t>第3段落</w:t>
+              <w:t>本論②</w:t>
             </w:r>
           </w:p>
           <w:p>
@@ -1352,7 +1376,7 @@
                 <w:color w:val="2C5F2D"/>
                 <w:sz w:val="19"/>
               </w:rPr>
-              <w:t>55字</w:t>
+              <w:t>206字</w:t>
             </w:r>
           </w:p>
         </w:tc>
@@ -1373,7 +1397,67 @@
                 <w:color w:val="23301F"/>
                 <w:sz w:val="21"/>
               </w:rPr>
-              <w:t>二つ目は、いじめなどの教育問題についてである。私が中学生の時いじめを受けている子がいた。その〔以下、続きなし〕</w:t>
+              <w:t>二つ目は、いじめなどの教育問題についてである。私が中学生の時いじめを受けている子がいた。その子とは、仲が良かったのにもかかわらず何も声をかけることができなかった。私は、何も声をかけられなかった自分に問題があると感じた。その子に少しでも声をかけていれば、少しは楽になっていたかもしれない。私は、いじめられている子がかわいそうという感情だけでなく、その子と相談をすることにより、自分の問題を解決できるだろうと考える。</w:t>
+            </w:r>
+          </w:p>
+        </w:tc>
+      </w:tr>
+      <w:tr>
+        <w:tc>
+          <w:tcPr>
+            <w:tcW w:type="dxa" w:w="1361"/>
+            <w:shd w:val="clear" w:color="auto" w:fill="F6F8F3"/>
+            <w:vAlign w:val="center"/>
+          </w:tcPr>
+          <w:p>
+            <w:pPr>
+              <w:spacing w:after="0" w:line="288" w:lineRule="auto"/>
+              <w:jc w:val="center"/>
+            </w:pPr>
+            <w:r/>
+            <w:r>
+              <w:rPr>
+                <w:rFonts w:ascii="游ゴシック" w:hAnsi="游ゴシック" w:eastAsia="游ゴシック"/>
+                <w:b/>
+                <w:color w:val="2C5F2D"/>
+                <w:sz w:val="19"/>
+              </w:rPr>
+              <w:t>結論</w:t>
+            </w:r>
+          </w:p>
+          <w:p>
+            <w:pPr>
+              <w:spacing w:after="0" w:line="288" w:lineRule="auto"/>
+            </w:pPr>
+            <w:r>
+              <w:rPr>
+                <w:rFonts w:ascii="游ゴシック" w:hAnsi="游ゴシック" w:eastAsia="游ゴシック"/>
+                <w:b/>
+                <w:color w:val="2C5F2D"/>
+                <w:sz w:val="19"/>
+              </w:rPr>
+              <w:t>78字</w:t>
+            </w:r>
+          </w:p>
+        </w:tc>
+        <w:tc>
+          <w:tcPr>
+            <w:tcW w:type="dxa" w:w="8277"/>
+            <w:vAlign w:val="center"/>
+          </w:tcPr>
+          <w:p>
+            <w:pPr>
+              <w:spacing w:after="0" w:line="288" w:lineRule="auto"/>
+            </w:pPr>
+            <w:r/>
+            <w:r>
+              <w:rPr>
+                <w:rFonts w:ascii="游明朝" w:hAnsi="游明朝" w:eastAsia="游明朝"/>
+                <w:b w:val="0"/>
+                <w:color w:val="23301F"/>
+                <w:sz w:val="21"/>
+              </w:rPr>
+              <w:t>このように、社会の諸問題を傍観的に捉え、誰かにまかせるのではなく、一人ひとりの行動が大事。そのようにして、社会問題を自分の問題として考えることが大事である。</w:t>
             </w:r>
           </w:p>
         </w:tc>
@@ -1537,7 +1621,7 @@
                 <w:color w:val="2C5F2D"/>
                 <w:sz w:val="19"/>
               </w:rPr>
-              <w:t>私は、問題を自分のこととして捉えたときに初めて、人は行動を起こせるからだと考える。</w:t>
+              <w:t>私は、問題を自分のこととして捉えたときに初めて、人は行動を起こせると考える。</w:t>
             </w:r>
           </w:p>
         </w:tc>
@@ -1558,7 +1642,7 @@
                 <w:color w:val="23301F"/>
                 <w:sz w:val="18"/>
               </w:rPr>
-              <w:t>設問（重要性）への答えになっていない</w:t>
+              <w:t>設問（意見）への答えになっていない</w:t>
             </w:r>
           </w:p>
         </w:tc>
@@ -1776,7 +1860,7 @@
                 <w:color w:val="23301F"/>
                 <w:sz w:val="19"/>
               </w:rPr>
-              <w:t>その他に、中学時代環境委員として</w:t>
+              <w:t>仲が良かったのにもかかわらず何も声をかけることができなかった。</w:t>
             </w:r>
           </w:p>
         </w:tc>
@@ -1797,7 +1881,7 @@
                 <w:color w:val="2C5F2D"/>
                 <w:sz w:val="19"/>
               </w:rPr>
-              <w:t>さらに、中学時代には環境委員として</w:t>
+              <w:t>仲が良かったにもかかわらず、何も声をかけられなかった。</w:t>
             </w:r>
           </w:p>
         </w:tc>
@@ -1818,7 +1902,7 @@
                 <w:color w:val="23301F"/>
                 <w:sz w:val="18"/>
               </w:rPr>
-              <w:t>つなぎの言葉と助詞を補う</w:t>
+              <w:t>「のにもかかわらず」は重複。読点を補う</w:t>
             </w:r>
           </w:p>
         </w:tc>
@@ -1841,7 +1925,7 @@
                 <w:color w:val="23301F"/>
                 <w:sz w:val="19"/>
               </w:rPr>
-              <w:t>私が中学生の時いじめを受けている子がいた。</w:t>
+              <w:t>社会の諸問題を傍観的に捉え、誰かにまかせるのではなく、一人ひとりの行動が大事。</w:t>
             </w:r>
           </w:p>
         </w:tc>
@@ -1862,7 +1946,7 @@
                 <w:color w:val="2C5F2D"/>
                 <w:sz w:val="19"/>
               </w:rPr>
-              <w:t>私が中学生のとき、いじめを受けている生徒がいた。</w:t>
+              <w:t>社会の問題を傍観して誰かに任せるのではなく、一人ひとりが行動することが大切である。</w:t>
             </w:r>
           </w:p>
         </w:tc>
@@ -1883,7 +1967,7 @@
                 <w:color w:val="23301F"/>
                 <w:sz w:val="18"/>
               </w:rPr>
-              <w:t>読点と言葉の選び方</w:t>
+              <w:t>体言止めで文が完結していない（「傍観的」の字は判読が難しかった）</w:t>
             </w:r>
           </w:p>
         </w:tc>
@@ -2016,7 +2100,7 @@
                 <w:color w:val="23301F"/>
                 <w:sz w:val="19"/>
               </w:rPr>
-              <w:t>【第1段落】問い：重要性は何か → 自分の問題として考えることが2つある（答えがずれている）</w:t>
+              <w:t>【序論】問い：重要性は何か → 自分の問題として考えることが2つある（意見なし）</w:t>
             </w:r>
           </w:p>
         </w:tc>
@@ -2038,7 +2122,7 @@
                 <w:color w:val="23301F"/>
                 <w:sz w:val="19"/>
               </w:rPr>
-              <w:t>【序論】問い → 重要性：自分のこととして捉えると行動が生まれる（主張）</w:t>
+              <w:t>【序論】翔太と美咲の会話 → 自分のこととして捉えると行動が生まれる（意見）</w:t>
             </w:r>
           </w:p>
         </w:tc>
@@ -2061,7 +2145,7 @@
                 <w:color w:val="23301F"/>
                 <w:sz w:val="19"/>
               </w:rPr>
-              <w:t>【第2段落】一つ目：環境 → 省エネ・マイバッグ・環境委員の啓発</w:t>
+              <w:t>【本論①】環境：省エネ・マイバッグ・環境委員の啓発</w:t>
             </w:r>
           </w:p>
         </w:tc>
@@ -2083,7 +2167,7 @@
                 <w:color w:val="23301F"/>
                 <w:sz w:val="19"/>
               </w:rPr>
-              <w:t>【本論①】環境：誰かが解決すると思えば変わらない → 省エネ・マイバッグ・環境委員の啓発</w:t>
+              <w:t>【本論①】環境：誰かが解決すると思えば変わらない → 省エネ・マイバッグ・環境委員</w:t>
             </w:r>
           </w:p>
         </w:tc>
@@ -2106,7 +2190,7 @@
                 <w:color w:val="23301F"/>
                 <w:sz w:val="19"/>
               </w:rPr>
-              <w:t>【第3段落】二つ目：いじめ → 中学時代いじめを受けている子がいた（途中で終わり）</w:t>
+              <w:t>【本論②】いじめ：仲の良い友人に声をかけられなかった → 自分に問題 → 相談すれば解決できる（論理ずれ）</w:t>
             </w:r>
           </w:p>
         </w:tc>
@@ -2128,7 +2212,7 @@
                 <w:color w:val="23301F"/>
                 <w:sz w:val="19"/>
               </w:rPr>
-              <w:t>【本論②】いじめ：関係ないと思うと見過ごされる → 全員が当事者という意識</w:t>
+              <w:t>【本論②】いじめ：関係ないと思うと見過ごされる → 声をかけられなかった後悔 → 話を聞き一緒に考えるべきだった</w:t>
             </w:r>
           </w:p>
         </w:tc>
@@ -2137,8 +2221,23 @@
         <w:tc>
           <w:tcPr>
             <w:tcW w:type="dxa" w:w="4819"/>
+            <w:vAlign w:val="center"/>
           </w:tcPr>
-          <w:p/>
+          <w:p>
+            <w:pPr>
+              <w:spacing w:after="0" w:line="288" w:lineRule="auto"/>
+            </w:pPr>
+            <w:r/>
+            <w:r>
+              <w:rPr>
+                <w:rFonts w:ascii="游ゴシック" w:hAnsi="游ゴシック" w:eastAsia="游ゴシック"/>
+                <w:b w:val="0"/>
+                <w:color w:val="23301F"/>
+                <w:sz w:val="19"/>
+              </w:rPr>
+              <w:t>【結論】傍観せず一人ひとりの行動が大事（文が不完全）</w:t>
+            </w:r>
+          </w:p>
         </w:tc>
         <w:tc>
           <w:tcPr>
@@ -2158,7 +2257,7 @@
                 <w:color w:val="23301F"/>
                 <w:sz w:val="19"/>
               </w:rPr>
-              <w:t>【結論】自分ごと化が社会を変える出発点 → 子どもが身近な問題を自分のこととして考えられるよう導く教員に</w:t>
+              <w:t>【結論】傍観せず一人ひとりが行動 → 子どもが身近な問題を自分のこととして考えられるよう導く教員に</w:t>
             </w:r>
           </w:p>
         </w:tc>
@@ -2184,7 +2283,7 @@
           <w:color w:val="2C5F2D"/>
           <w:sz w:val="26"/>
         </w:rPr>
-        <w:t>書き直し例（560字）</w:t>
+        <w:t>書き直し例（583字）</w:t>
       </w:r>
     </w:p>
     <w:p>
@@ -2320,7 +2419,7 @@
                 <w:color w:val="2C5F2D"/>
                 <w:sz w:val="19"/>
               </w:rPr>
-              <w:t>213字</w:t>
+              <w:t>184字</w:t>
             </w:r>
           </w:p>
         </w:tc>
@@ -2341,7 +2440,7 @@
                 <w:color w:val="23301F"/>
                 <w:sz w:val="21"/>
               </w:rPr>
-              <w:t>一つ目は、環境問題である。地球温暖化は世界中の人々に関わる問題だが、「誰かが解決してくれる」と考えていては何も変わらない。私は温室効果ガスを減らすことを自分の問題と捉え、エアコンや暖房の省エネを実践した。また、プラスチックごみを減らすためにマイバッグを持ち歩くようにした。さらに中学時代には環境委員として、周りの生徒に環境を守る行動を呼びかけた。一人の行動は小さくても、自分のこととして考える人が増えれば、社会は変わっていく。</w:t>
+              <w:t>一つ目は、環境問題である。地球温暖化は世界中の人々に関わる問題だが、誰かが解決してくれると考えていては何も変わらない。温室効果ガスの削減は、一人ひとりの小さな行動の積み重ねでしか進まないからである。私は温室効果ガスを減らすことを自分の問題と捉え、エアコンや暖房の省エネを実践し、マイバッグを持ち歩くようにした。中学時代には環境委員として、周りに呼びかける活動も行った。</w:t>
             </w:r>
           </w:p>
         </w:tc>
@@ -2380,7 +2479,7 @@
                 <w:color w:val="2C5F2D"/>
                 <w:sz w:val="19"/>
               </w:rPr>
-              <w:t>149字</w:t>
+              <w:t>193字</w:t>
             </w:r>
           </w:p>
         </w:tc>
@@ -2401,7 +2500,7 @@
                 <w:color w:val="23301F"/>
                 <w:sz w:val="21"/>
               </w:rPr>
-              <w:t>二つ目は、いじめなどの教育問題である。私が中学生のとき、いじめを受けている生徒がいた。いじめは、周りの人が「自分には関係ない」と考えた時点で見過ごされてしまう。一人ひとりが自分の問題として向き合い、見て見ぬふりをしないことが、いじめを止める第一歩になる。学級の全員が当事者だという意識が必要である。</w:t>
+              <w:t>二つ目は、いじめの問題である。いじめは、周りが自分には関係ないと考えた時点で見過ごされてしまう。中学生のとき、仲の良かった友人がいじめを受けていたが、私は何も声をかけられなかった。今では、黙っていた自分にも問題があったと感じている。少しでも声をかけていれば、その友人の気持ちは楽になったかもしれない。かわいそうだと思うだけでなく、その子の話を聞き、一緒に解決策を考えることが必要だった。</w:t>
             </w:r>
           </w:p>
         </w:tc>
@@ -2440,7 +2539,7 @@
                 <w:color w:val="2C5F2D"/>
                 <w:sz w:val="19"/>
               </w:rPr>
-              <w:t>94字</w:t>
+              <w:t>102字</w:t>
             </w:r>
           </w:p>
         </w:tc>
@@ -2461,7 +2560,7 @@
                 <w:color w:val="23301F"/>
                 <w:sz w:val="21"/>
               </w:rPr>
-              <w:t>以上より、社会の諸問題を自分の問題として考えることは、行動を生み、社会を変える出発点である。私は教育学科で学び、子どもたちが身近な問題を自分のこととして考えられるよう導ける教員になりたい。</w:t>
+              <w:t>以上より、社会の問題を傍観して誰かに任せるのではなく、一人ひとりが自分の問題として行動することが大切である。私は教育学科で学び、子どもたちが身近な問題を自分のこととして考えられるよう導ける教員になりたい。</w:t>
             </w:r>
           </w:p>
         </w:tc>
@@ -2549,7 +2648,7 @@
           <w:color w:val="23301F"/>
           <w:sz w:val="21"/>
         </w:rPr>
-        <w:t>自ら行動した経験（省エネ・啓発活動）は、大学が求める主体性の証拠になる。いじめ問題を教員としてどう考えるかまで書けば、教育学科で学ぶ意欲と適性がはっきり伝わる。</w:t>
+        <w:t>自ら行動した経験と、いじめを見過ごした後悔に正直に向き合う姿勢は、大学が求める主体性と、教員を目指す者としての誠実さを示している。結論で教員としての目標につなげれば、教育学科の志望理由がはっきり伝わる。</w:t>
       </w:r>
     </w:p>
     <w:p>
@@ -2609,7 +2708,7 @@
           <w:color w:val="23301F"/>
           <w:sz w:val="21"/>
         </w:rPr>
-        <w:t>書き始める前に、設問の問い（今回は「重要性」）に一文で答えてから序論を書く</w:t>
+        <w:t>書き始める前に、設問の問いに一文で答え（意見）、それを序論に書く</w:t>
       </w:r>
     </w:p>
     <w:p>
@@ -2632,7 +2731,7 @@
           <w:color w:val="23301F"/>
           <w:sz w:val="21"/>
         </w:rPr>
-        <w:t>具体例のあとに「だから〜」と、主張とのつながりを一文で書く</w:t>
+        <w:t>課題文が会話文のときは、序論で「〜の会話は〜を示している」と一言触れる</w:t>
       </w:r>
     </w:p>
     <w:p>
@@ -2655,7 +2754,7 @@
           <w:color w:val="23301F"/>
           <w:sz w:val="21"/>
         </w:rPr>
-        <w:t>数字・カタカナ語の表記（漢数字、マイバッグ）を見直す</w:t>
+        <w:t>文の終わりを「大事。」のように名詞で切らず、「〜である」で言い切る</w:t>
       </w:r>
     </w:p>
     <w:sectPr>
